--- a/material_suplementario_es.docx
+++ b/material_suplementario_es.docx
@@ -135,7 +135,7 @@
         <w:t xml:space="preserve"> </w:t>
       </w:r>
       <w:r>
-        <w:t xml:space="preserve">— Notas S1–S3, Tablas S1–S15 y Figuras S1–S3.</w:t>
+        <w:t xml:space="preserve">— Notas S1–S3, Tablas S1–S16 y Figuras S1–S3.</w:t>
       </w:r>
       <w:r>
         <w:br/>
@@ -305,13 +305,13 @@
           <w:b/>
           <w:bCs/>
         </w:rPr>
-        <w:t xml:space="preserve">Tablas S1–S15:</w:t>
+        <w:t xml:space="preserve">Tablas S1–S16:</w:t>
       </w:r>
       <w:r>
         <w:t xml:space="preserve"> </w:t>
       </w:r>
       <w:r>
-        <w:t xml:space="preserve">diccionario de variables, hiperparámetros, resultados departamentales, perfil computacional, cobertura conformal, evaluación poblacional, significancia pareada, bloques espaciales, lead time, muestreo, benchmark completo, ablación, SHAP, cost-loss y auditoría de datos.</w:t>
+        <w:t xml:space="preserve">diccionario de variables, hiperparámetros, resultados departamentales, perfil computacional, cobertura conformal, evaluación poblacional, significancia pareada, bloques espaciales, lead time, muestreo, benchmark completo, ablación, baseline M1, SHAP, cost-loss y auditoría de datos.</w:t>
       </w:r>
     </w:p>
     <w:p>
@@ -31663,7 +31663,7 @@
               <w:jc w:val="right"/>
             </w:pPr>
             <w:r>
-              <w:t xml:space="preserve">44</w:t>
+              <w:t xml:space="preserve">69</w:t>
             </w:r>
           </w:p>
         </w:tc>
@@ -31688,6 +31688,378 @@
         </w:tc>
       </w:tr>
     </w:tbl>
+    <w:p>
+      <w:pPr>
+        <w:pStyle w:val="BodyText"/>
+      </w:pPr>
+      <w:r>
+        <w:rPr>
+          <w:b/>
+          <w:bCs/>
+        </w:rPr>
+        <w:t xml:space="preserve">Tabla S16.</w:t>
+      </w:r>
+      <w:r>
+        <w:t xml:space="preserve"> </w:t>
+      </w:r>
+      <w:r>
+        <w:t xml:space="preserve">Baseline biofísico M1 en validación 2023.</w:t>
+      </w:r>
+    </w:p>
+    <w:tbl>
+      <w:tblPr>
+        <w:tblStyle w:val="Table"/>
+        <w:tblW w:type="pct" w:w="5000"/>
+        <w:tblLayout w:type="fixed"/>
+        <w:tblLook w:firstRow="1" w:lastRow="0" w:firstColumn="0" w:lastColumn="0" w:noHBand="0" w:noVBand="0" w:val="0020"/>
+      </w:tblPr>
+      <w:tblGrid>
+        <w:gridCol w:w="1584"/>
+        <w:gridCol w:w="1584"/>
+        <w:gridCol w:w="1584"/>
+        <w:gridCol w:w="1584"/>
+        <w:gridCol w:w="1584"/>
+      </w:tblGrid>
+      <w:tr>
+        <w:trPr>
+          <w:tblHeader w:val="on"/>
+        </w:trPr>
+        <w:tc>
+          <w:tcPr/>
+          <w:p>
+            <w:pPr>
+              <w:pStyle w:val="Compact"/>
+              <w:jc w:val="left"/>
+            </w:pPr>
+            <w:r>
+              <w:t xml:space="preserve">Región</w:t>
+            </w:r>
+          </w:p>
+        </w:tc>
+        <w:tc>
+          <w:tcPr/>
+          <w:p>
+            <w:pPr>
+              <w:pStyle w:val="Compact"/>
+              <w:jc w:val="left"/>
+            </w:pPr>
+            <w:r>
+              <w:t xml:space="preserve">Evaluación</w:t>
+            </w:r>
+          </w:p>
+        </w:tc>
+        <w:tc>
+          <w:tcPr/>
+          <w:p>
+            <w:pPr>
+              <w:pStyle w:val="Compact"/>
+              <w:jc w:val="right"/>
+            </w:pPr>
+            <w:r>
+              <w:t xml:space="preserve">ROC-AUC</w:t>
+            </w:r>
+          </w:p>
+        </w:tc>
+        <w:tc>
+          <w:tcPr/>
+          <w:p>
+            <w:pPr>
+              <w:pStyle w:val="Compact"/>
+              <w:jc w:val="right"/>
+            </w:pPr>
+            <w:r>
+              <w:t xml:space="preserve">PR-AUC</w:t>
+            </w:r>
+          </w:p>
+        </w:tc>
+        <w:tc>
+          <w:tcPr/>
+          <w:p>
+            <w:pPr>
+              <w:pStyle w:val="Compact"/>
+              <w:jc w:val="right"/>
+            </w:pPr>
+            <w:r>
+              <w:t xml:space="preserve">F0.5</w:t>
+            </w:r>
+          </w:p>
+        </w:tc>
+      </w:tr>
+      <w:tr>
+        <w:tc>
+          <w:tcPr/>
+          <w:p>
+            <w:pPr>
+              <w:pStyle w:val="Compact"/>
+              <w:jc w:val="left"/>
+            </w:pPr>
+            <w:r>
+              <w:t xml:space="preserve">Chaco</w:t>
+            </w:r>
+          </w:p>
+        </w:tc>
+        <w:tc>
+          <w:tcPr/>
+          <w:p>
+            <w:pPr>
+              <w:pStyle w:val="Compact"/>
+              <w:jc w:val="left"/>
+            </w:pPr>
+            <w:r>
+              <w:t xml:space="preserve">Temporal 2023, todas las celdas</w:t>
+            </w:r>
+          </w:p>
+        </w:tc>
+        <w:tc>
+          <w:tcPr/>
+          <w:p>
+            <w:pPr>
+              <w:pStyle w:val="Compact"/>
+              <w:jc w:val="right"/>
+            </w:pPr>
+            <w:r>
+              <w:t xml:space="preserve">0.6354</w:t>
+            </w:r>
+          </w:p>
+        </w:tc>
+        <w:tc>
+          <w:tcPr/>
+          <w:p>
+            <w:pPr>
+              <w:pStyle w:val="Compact"/>
+              <w:jc w:val="right"/>
+            </w:pPr>
+            <w:r>
+              <w:t xml:space="preserve">0.1480</w:t>
+            </w:r>
+          </w:p>
+        </w:tc>
+        <w:tc>
+          <w:tcPr/>
+          <w:p>
+            <w:pPr>
+              <w:pStyle w:val="Compact"/>
+              <w:jc w:val="right"/>
+            </w:pPr>
+            <w:r>
+              <w:t xml:space="preserve">0.1762</w:t>
+            </w:r>
+          </w:p>
+        </w:tc>
+      </w:tr>
+      <w:tr>
+        <w:tc>
+          <w:tcPr/>
+          <w:p>
+            <w:pPr>
+              <w:pStyle w:val="Compact"/>
+              <w:jc w:val="left"/>
+            </w:pPr>
+            <w:r>
+              <w:t xml:space="preserve">Oriental</w:t>
+            </w:r>
+          </w:p>
+        </w:tc>
+        <w:tc>
+          <w:tcPr/>
+          <w:p>
+            <w:pPr>
+              <w:pStyle w:val="Compact"/>
+              <w:jc w:val="left"/>
+            </w:pPr>
+            <w:r>
+              <w:t xml:space="preserve">Temporal 2023, todas las celdas</w:t>
+            </w:r>
+          </w:p>
+        </w:tc>
+        <w:tc>
+          <w:tcPr/>
+          <w:p>
+            <w:pPr>
+              <w:pStyle w:val="Compact"/>
+              <w:jc w:val="right"/>
+            </w:pPr>
+            <w:r>
+              <w:t xml:space="preserve">0.7041</w:t>
+            </w:r>
+          </w:p>
+        </w:tc>
+        <w:tc>
+          <w:tcPr/>
+          <w:p>
+            <w:pPr>
+              <w:pStyle w:val="Compact"/>
+              <w:jc w:val="right"/>
+            </w:pPr>
+            <w:r>
+              <w:t xml:space="preserve">0.1818</w:t>
+            </w:r>
+          </w:p>
+        </w:tc>
+        <w:tc>
+          <w:tcPr/>
+          <w:p>
+            <w:pPr>
+              <w:pStyle w:val="Compact"/>
+              <w:jc w:val="right"/>
+            </w:pPr>
+            <w:r>
+              <w:t xml:space="preserve">0.2301</w:t>
+            </w:r>
+          </w:p>
+        </w:tc>
+      </w:tr>
+      <w:tr>
+        <w:tc>
+          <w:tcPr/>
+          <w:p>
+            <w:pPr>
+              <w:pStyle w:val="Compact"/>
+              <w:jc w:val="left"/>
+            </w:pPr>
+            <w:r>
+              <w:t xml:space="preserve">Chaco</w:t>
+            </w:r>
+          </w:p>
+        </w:tc>
+        <w:tc>
+          <w:tcPr/>
+          <w:p>
+            <w:pPr>
+              <w:pStyle w:val="Compact"/>
+              <w:jc w:val="left"/>
+            </w:pPr>
+            <w:r>
+              <w:t xml:space="preserve">Celdas sin historia (</w:t>
+            </w:r>
+            <w:r>
+              <w:rPr>
+                <w:rStyle w:val="VerbatimChar"/>
+              </w:rPr>
+              <w:t xml:space="preserve">freq_hist_1km = 0</w:t>
+            </w:r>
+            <w:r>
+              <w:t xml:space="preserve">)</w:t>
+            </w:r>
+          </w:p>
+        </w:tc>
+        <w:tc>
+          <w:tcPr/>
+          <w:p>
+            <w:pPr>
+              <w:pStyle w:val="Compact"/>
+              <w:jc w:val="right"/>
+            </w:pPr>
+            <w:r>
+              <w:t xml:space="preserve">0.6650</w:t>
+            </w:r>
+          </w:p>
+        </w:tc>
+        <w:tc>
+          <w:tcPr/>
+          <w:p>
+            <w:pPr>
+              <w:pStyle w:val="Compact"/>
+              <w:jc w:val="right"/>
+            </w:pPr>
+            <w:r>
+              <w:t xml:space="preserve">0.0841</w:t>
+            </w:r>
+          </w:p>
+        </w:tc>
+        <w:tc>
+          <w:tcPr/>
+          <w:p>
+            <w:pPr>
+              <w:pStyle w:val="Compact"/>
+              <w:jc w:val="right"/>
+            </w:pPr>
+            <w:r>
+              <w:t xml:space="preserve">—</w:t>
+            </w:r>
+          </w:p>
+        </w:tc>
+      </w:tr>
+      <w:tr>
+        <w:tc>
+          <w:tcPr/>
+          <w:p>
+            <w:pPr>
+              <w:pStyle w:val="Compact"/>
+              <w:jc w:val="left"/>
+            </w:pPr>
+            <w:r>
+              <w:t xml:space="preserve">Oriental</w:t>
+            </w:r>
+          </w:p>
+        </w:tc>
+        <w:tc>
+          <w:tcPr/>
+          <w:p>
+            <w:pPr>
+              <w:pStyle w:val="Compact"/>
+              <w:jc w:val="left"/>
+            </w:pPr>
+            <w:r>
+              <w:t xml:space="preserve">Celdas sin historia (</w:t>
+            </w:r>
+            <w:r>
+              <w:rPr>
+                <w:rStyle w:val="VerbatimChar"/>
+              </w:rPr>
+              <w:t xml:space="preserve">freq_hist_1km = 0</w:t>
+            </w:r>
+            <w:r>
+              <w:t xml:space="preserve">)</w:t>
+            </w:r>
+          </w:p>
+        </w:tc>
+        <w:tc>
+          <w:tcPr/>
+          <w:p>
+            <w:pPr>
+              <w:pStyle w:val="Compact"/>
+              <w:jc w:val="right"/>
+            </w:pPr>
+            <w:r>
+              <w:t xml:space="preserve">0.7018</w:t>
+            </w:r>
+          </w:p>
+        </w:tc>
+        <w:tc>
+          <w:tcPr/>
+          <w:p>
+            <w:pPr>
+              <w:pStyle w:val="Compact"/>
+              <w:jc w:val="right"/>
+            </w:pPr>
+            <w:r>
+              <w:t xml:space="preserve">0.0740</w:t>
+            </w:r>
+          </w:p>
+        </w:tc>
+        <w:tc>
+          <w:tcPr/>
+          <w:p>
+            <w:pPr>
+              <w:pStyle w:val="Compact"/>
+              <w:jc w:val="right"/>
+            </w:pPr>
+            <w:r>
+              <w:t xml:space="preserve">—</w:t>
+            </w:r>
+          </w:p>
+        </w:tc>
+      </w:tr>
+    </w:tbl>
+    <w:p>
+      <w:pPr>
+        <w:pStyle w:val="BodyText"/>
+      </w:pPr>
+      <w:r>
+        <w:t xml:space="preserve">M1 es un baseline biofísico diagnóstico y no se usó operativamente. Los resultados de bloques espaciales están en la Tabla S8, los de lead time en la Tabla S9 y la ablación retrospectiva 2024–2025 en la Tabla S12.</w:t>
+      </w:r>
+    </w:p>
     <w:bookmarkEnd w:id="24"/>
     <w:bookmarkStart w:id="25" w:name="disponibilidad-de-datos"/>
     <w:p>

--- a/material_suplementario_es.docx
+++ b/material_suplementario_es.docx
@@ -2174,7 +2174,7 @@
         <w:pStyle w:val="FirstParagraph"/>
       </w:pPr>
       <w:r>
-        <w:t xml:space="preserve">La grilla de 1 km² es la unidad de modelado. Las fracciones de combustible provienen de MapBiomas Colección 2 (2023)</w:t>
+        <w:t xml:space="preserve">La grilla de 1 km² es la unidad de modelado. Las fracciones de combustible provienen de mapas anuales de MapBiomas Colección 2 (2017–2023), unidos a cada fila con el mapa del año previo; 2024 usa 2023 con lag 1 y 2025 reutiliza 2023 con lag 2</w:t>
       </w:r>
       <w:r>
         <w:t xml:space="preserve"> </w:t>
@@ -2841,40 +2841,40 @@
               <w:pStyle w:val="Compact"/>
             </w:pPr>
             <w:r>
-              <w:t xml:space="preserve">ffmc</w:t>
-            </w:r>
-          </w:p>
-        </w:tc>
-        <w:tc>
-          <w:tcPr/>
-          <w:p>
-            <w:pPr>
-              <w:pStyle w:val="Compact"/>
-            </w:pPr>
-            <w:r>
-              <w:t xml:space="preserve">Fine Fuel Moisture Code</w:t>
-            </w:r>
-          </w:p>
-        </w:tc>
-        <w:tc>
-          <w:tcPr/>
-          <w:p>
-            <w:pPr>
-              <w:pStyle w:val="Compact"/>
-            </w:pPr>
-            <w:r>
-              <w:t xml:space="preserve">FWI derived</w:t>
-            </w:r>
-          </w:p>
-        </w:tc>
-        <w:tc>
-          <w:tcPr/>
-          <w:p>
-            <w:pPr>
-              <w:pStyle w:val="Compact"/>
-            </w:pPr>
-            <w:r>
-              <w:t xml:space="preserve">Ignition and propagation</w:t>
+              <w:t xml:space="preserve">swvl1_m3m3</w:t>
+            </w:r>
+          </w:p>
+        </w:tc>
+        <w:tc>
+          <w:tcPr/>
+          <w:p>
+            <w:pPr>
+              <w:pStyle w:val="Compact"/>
+            </w:pPr>
+            <w:r>
+              <w:t xml:space="preserve">Topsoil volumetric water content, 0–7 cm (m³/m³)</w:t>
+            </w:r>
+          </w:p>
+        </w:tc>
+        <w:tc>
+          <w:tcPr/>
+          <w:p>
+            <w:pPr>
+              <w:pStyle w:val="Compact"/>
+            </w:pPr>
+            <w:r>
+              <w:t xml:space="preserve">ERA5-Land</w:t>
+            </w:r>
+          </w:p>
+        </w:tc>
+        <w:tc>
+          <w:tcPr/>
+          <w:p>
+            <w:pPr>
+              <w:pStyle w:val="Compact"/>
+            </w:pPr>
+            <w:r>
+              <w:t xml:space="preserve">M1, M2, M3 and propagation</w:t>
             </w:r>
           </w:p>
         </w:tc>
@@ -2887,40 +2887,40 @@
               <w:pStyle w:val="Compact"/>
             </w:pPr>
             <w:r>
-              <w:t xml:space="preserve">isi</w:t>
-            </w:r>
-          </w:p>
-        </w:tc>
-        <w:tc>
-          <w:tcPr/>
-          <w:p>
-            <w:pPr>
-              <w:pStyle w:val="Compact"/>
-            </w:pPr>
-            <w:r>
-              <w:t xml:space="preserve">Initial Spread Index</w:t>
-            </w:r>
-          </w:p>
-        </w:tc>
-        <w:tc>
-          <w:tcPr/>
-          <w:p>
-            <w:pPr>
-              <w:pStyle w:val="Compact"/>
-            </w:pPr>
-            <w:r>
-              <w:t xml:space="preserve">FWI derived</w:t>
-            </w:r>
-          </w:p>
-        </w:tc>
-        <w:tc>
-          <w:tcPr/>
-          <w:p>
-            <w:pPr>
-              <w:pStyle w:val="Compact"/>
-            </w:pPr>
-            <w:r>
-              <w:t xml:space="preserve">Ignition and propagation</w:t>
+              <w:t xml:space="preserve">fdd_heladas_60d</w:t>
+            </w:r>
+          </w:p>
+        </w:tc>
+        <w:tc>
+          <w:tcPr/>
+          <w:p>
+            <w:pPr>
+              <w:pStyle w:val="Compact"/>
+            </w:pPr>
+            <w:r>
+              <w:t xml:space="preserve">Antecedent frost severity over 60 days (°C-days)</w:t>
+            </w:r>
+          </w:p>
+        </w:tc>
+        <w:tc>
+          <w:tcPr/>
+          <w:p>
+            <w:pPr>
+              <w:pStyle w:val="Compact"/>
+            </w:pPr>
+            <w:r>
+              <w:t xml:space="preserve">ERA5-Land; derived</w:t>
+            </w:r>
+          </w:p>
+        </w:tc>
+        <w:tc>
+          <w:tcPr/>
+          <w:p>
+            <w:pPr>
+              <w:pStyle w:val="Compact"/>
+            </w:pPr>
+            <w:r>
+              <w:t xml:space="preserve">M1, M2, M3 and propagation</w:t>
             </w:r>
           </w:p>
         </w:tc>
@@ -2933,40 +2933,40 @@
               <w:pStyle w:val="Compact"/>
             </w:pPr>
             <w:r>
-              <w:t xml:space="preserve">dia_semana</w:t>
-            </w:r>
-          </w:p>
-        </w:tc>
-        <w:tc>
-          <w:tcPr/>
-          <w:p>
-            <w:pPr>
-              <w:pStyle w:val="Compact"/>
-            </w:pPr>
-            <w:r>
-              <w:t xml:space="preserve">Civil weekday (0 = Monday … 6 = Sunday)</w:t>
-            </w:r>
-          </w:p>
-        </w:tc>
-        <w:tc>
-          <w:tcPr/>
-          <w:p>
-            <w:pPr>
-              <w:pStyle w:val="Compact"/>
-            </w:pPr>
-            <w:r>
-              <w:t xml:space="preserve">Calendar</w:t>
-            </w:r>
-          </w:p>
-        </w:tc>
-        <w:tc>
-          <w:tcPr/>
-          <w:p>
-            <w:pPr>
-              <w:pStyle w:val="Compact"/>
-            </w:pPr>
-            <w:r>
-              <w:t xml:space="preserve">Ignition and propagation</w:t>
+              <w:t xml:space="preserve">deficit_hidro_60d</w:t>
+            </w:r>
+          </w:p>
+        </w:tc>
+        <w:tc>
+          <w:tcPr/>
+          <w:p>
+            <w:pPr>
+              <w:pStyle w:val="Compact"/>
+            </w:pPr>
+            <w:r>
+              <w:t xml:space="preserve">Antecedent water deficit over 60 days (mm)</w:t>
+            </w:r>
+          </w:p>
+        </w:tc>
+        <w:tc>
+          <w:tcPr/>
+          <w:p>
+            <w:pPr>
+              <w:pStyle w:val="Compact"/>
+            </w:pPr>
+            <w:r>
+              <w:t xml:space="preserve">ERA5-Land; derived</w:t>
+            </w:r>
+          </w:p>
+        </w:tc>
+        <w:tc>
+          <w:tcPr/>
+          <w:p>
+            <w:pPr>
+              <w:pStyle w:val="Compact"/>
+            </w:pPr>
+            <w:r>
+              <w:t xml:space="preserve">M1, M2, M3 and propagation</w:t>
             </w:r>
           </w:p>
         </w:tc>
@@ -2979,40 +2979,40 @@
               <w:pStyle w:val="Compact"/>
             </w:pPr>
             <w:r>
-              <w:t xml:space="preserve">es_fin_de_semana</w:t>
-            </w:r>
-          </w:p>
-        </w:tc>
-        <w:tc>
-          <w:tcPr/>
-          <w:p>
-            <w:pPr>
-              <w:pStyle w:val="Compact"/>
-            </w:pPr>
-            <w:r>
-              <w:t xml:space="preserve">Weekend indicator (Saturday/Sunday)</w:t>
-            </w:r>
-          </w:p>
-        </w:tc>
-        <w:tc>
-          <w:tcPr/>
-          <w:p>
-            <w:pPr>
-              <w:pStyle w:val="Compact"/>
-            </w:pPr>
-            <w:r>
-              <w:t xml:space="preserve">Calendar</w:t>
-            </w:r>
-          </w:p>
-        </w:tc>
-        <w:tc>
-          <w:tcPr/>
-          <w:p>
-            <w:pPr>
-              <w:pStyle w:val="Compact"/>
-            </w:pPr>
-            <w:r>
-              <w:t xml:space="preserve">Ignition and propagation</w:t>
+              <w:t xml:space="preserve">riesgo_estero_seco</w:t>
+            </w:r>
+          </w:p>
+        </w:tc>
+        <w:tc>
+          <w:tcPr/>
+          <w:p>
+            <w:pPr>
+              <w:pStyle w:val="Compact"/>
+            </w:pPr>
+            <w:r>
+              <w:t xml:space="preserve">Dry estero risk (wetland × 60-day deficit)</w:t>
+            </w:r>
+          </w:p>
+        </w:tc>
+        <w:tc>
+          <w:tcPr/>
+          <w:p>
+            <w:pPr>
+              <w:pStyle w:val="Compact"/>
+            </w:pPr>
+            <w:r>
+              <w:t xml:space="preserve">Derived</w:t>
+            </w:r>
+          </w:p>
+        </w:tc>
+        <w:tc>
+          <w:tcPr/>
+          <w:p>
+            <w:pPr>
+              <w:pStyle w:val="Compact"/>
+            </w:pPr>
+            <w:r>
+              <w:t xml:space="preserve">M1, M2, M3 and propagation</w:t>
             </w:r>
           </w:p>
         </w:tc>
@@ -3025,40 +3025,40 @@
               <w:pStyle w:val="Compact"/>
             </w:pPr>
             <w:r>
-              <w:t xml:space="preserve">mes</w:t>
-            </w:r>
-          </w:p>
-        </w:tc>
-        <w:tc>
-          <w:tcPr/>
-          <w:p>
-            <w:pPr>
-              <w:pStyle w:val="Compact"/>
-            </w:pPr>
-            <w:r>
-              <w:t xml:space="preserve">Month of year (1–12)</w:t>
-            </w:r>
-          </w:p>
-        </w:tc>
-        <w:tc>
-          <w:tcPr/>
-          <w:p>
-            <w:pPr>
-              <w:pStyle w:val="Compact"/>
-            </w:pPr>
-            <w:r>
-              <w:t xml:space="preserve">Calendar</w:t>
-            </w:r>
-          </w:p>
-        </w:tc>
-        <w:tc>
-          <w:tcPr/>
-          <w:p>
-            <w:pPr>
-              <w:pStyle w:val="Compact"/>
-            </w:pPr>
-            <w:r>
-              <w:t xml:space="preserve">Ignition and propagation</w:t>
+              <w:t xml:space="preserve">combustible_curado_helada</w:t>
+            </w:r>
+          </w:p>
+        </w:tc>
+        <w:tc>
+          <w:tcPr/>
+          <w:p>
+            <w:pPr>
+              <w:pStyle w:val="Compact"/>
+            </w:pPr>
+            <w:r>
+              <w:t xml:space="preserve">Frost-cured pasture and grassland fuel</w:t>
+            </w:r>
+          </w:p>
+        </w:tc>
+        <w:tc>
+          <w:tcPr/>
+          <w:p>
+            <w:pPr>
+              <w:pStyle w:val="Compact"/>
+            </w:pPr>
+            <w:r>
+              <w:t xml:space="preserve">Derived</w:t>
+            </w:r>
+          </w:p>
+        </w:tc>
+        <w:tc>
+          <w:tcPr/>
+          <w:p>
+            <w:pPr>
+              <w:pStyle w:val="Compact"/>
+            </w:pPr>
+            <w:r>
+              <w:t xml:space="preserve">M1, M2, M3 and propagation</w:t>
             </w:r>
           </w:p>
         </w:tc>
@@ -3071,29 +3071,29 @@
               <w:pStyle w:val="Compact"/>
             </w:pPr>
             <w:r>
-              <w:t xml:space="preserve">dia_del_anio</w:t>
-            </w:r>
-          </w:p>
-        </w:tc>
-        <w:tc>
-          <w:tcPr/>
-          <w:p>
-            <w:pPr>
-              <w:pStyle w:val="Compact"/>
-            </w:pPr>
-            <w:r>
-              <w:t xml:space="preserve">Ordinal day of year (1–366)</w:t>
-            </w:r>
-          </w:p>
-        </w:tc>
-        <w:tc>
-          <w:tcPr/>
-          <w:p>
-            <w:pPr>
-              <w:pStyle w:val="Compact"/>
-            </w:pPr>
-            <w:r>
-              <w:t xml:space="preserve">Calendar</w:t>
+              <w:t xml:space="preserve">ffmc</w:t>
+            </w:r>
+          </w:p>
+        </w:tc>
+        <w:tc>
+          <w:tcPr/>
+          <w:p>
+            <w:pPr>
+              <w:pStyle w:val="Compact"/>
+            </w:pPr>
+            <w:r>
+              <w:t xml:space="preserve">Fine Fuel Moisture Code</w:t>
+            </w:r>
+          </w:p>
+        </w:tc>
+        <w:tc>
+          <w:tcPr/>
+          <w:p>
+            <w:pPr>
+              <w:pStyle w:val="Compact"/>
+            </w:pPr>
+            <w:r>
+              <w:t xml:space="preserve">FWI derived</w:t>
             </w:r>
           </w:p>
         </w:tc>
@@ -3117,29 +3117,29 @@
               <w:pStyle w:val="Compact"/>
             </w:pPr>
             <w:r>
-              <w:t xml:space="preserve">pct_pastura</w:t>
-            </w:r>
-          </w:p>
-        </w:tc>
-        <w:tc>
-          <w:tcPr/>
-          <w:p>
-            <w:pPr>
-              <w:pStyle w:val="Compact"/>
-            </w:pPr>
-            <w:r>
-              <w:t xml:space="preserve">Cultivated pasture fraction (0–100 %)</w:t>
-            </w:r>
-          </w:p>
-        </w:tc>
-        <w:tc>
-          <w:tcPr/>
-          <w:p>
-            <w:pPr>
-              <w:pStyle w:val="Compact"/>
-            </w:pPr>
-            <w:r>
-              <w:t xml:space="preserve">MapBiomas C2 2023</w:t>
+              <w:t xml:space="preserve">isi</w:t>
+            </w:r>
+          </w:p>
+        </w:tc>
+        <w:tc>
+          <w:tcPr/>
+          <w:p>
+            <w:pPr>
+              <w:pStyle w:val="Compact"/>
+            </w:pPr>
+            <w:r>
+              <w:t xml:space="preserve">Initial Spread Index</w:t>
+            </w:r>
+          </w:p>
+        </w:tc>
+        <w:tc>
+          <w:tcPr/>
+          <w:p>
+            <w:pPr>
+              <w:pStyle w:val="Compact"/>
+            </w:pPr>
+            <w:r>
+              <w:t xml:space="preserve">FWI derived</w:t>
             </w:r>
           </w:p>
         </w:tc>
@@ -3163,29 +3163,29 @@
               <w:pStyle w:val="Compact"/>
             </w:pPr>
             <w:r>
-              <w:t xml:space="preserve">pct_sabana_pastizal</w:t>
-            </w:r>
-          </w:p>
-        </w:tc>
-        <w:tc>
-          <w:tcPr/>
-          <w:p>
-            <w:pPr>
-              <w:pStyle w:val="Compact"/>
-            </w:pPr>
-            <w:r>
-              <w:t xml:space="preserve">Savanna and natural grassland fraction (0–100 %)</w:t>
-            </w:r>
-          </w:p>
-        </w:tc>
-        <w:tc>
-          <w:tcPr/>
-          <w:p>
-            <w:pPr>
-              <w:pStyle w:val="Compact"/>
-            </w:pPr>
-            <w:r>
-              <w:t xml:space="preserve">MapBiomas C2 2023</w:t>
+              <w:t xml:space="preserve">dia_semana</w:t>
+            </w:r>
+          </w:p>
+        </w:tc>
+        <w:tc>
+          <w:tcPr/>
+          <w:p>
+            <w:pPr>
+              <w:pStyle w:val="Compact"/>
+            </w:pPr>
+            <w:r>
+              <w:t xml:space="preserve">Civil weekday (0 = Monday … 6 = Sunday)</w:t>
+            </w:r>
+          </w:p>
+        </w:tc>
+        <w:tc>
+          <w:tcPr/>
+          <w:p>
+            <w:pPr>
+              <w:pStyle w:val="Compact"/>
+            </w:pPr>
+            <w:r>
+              <w:t xml:space="preserve">Calendar</w:t>
             </w:r>
           </w:p>
         </w:tc>
@@ -3209,29 +3209,29 @@
               <w:pStyle w:val="Compact"/>
             </w:pPr>
             <w:r>
-              <w:t xml:space="preserve">pct_humedal_palmar</w:t>
-            </w:r>
-          </w:p>
-        </w:tc>
-        <w:tc>
-          <w:tcPr/>
-          <w:p>
-            <w:pPr>
-              <w:pStyle w:val="Compact"/>
-            </w:pPr>
-            <w:r>
-              <w:t xml:space="preserve">Wetland and palm swamp fraction (0–100 %)</w:t>
-            </w:r>
-          </w:p>
-        </w:tc>
-        <w:tc>
-          <w:tcPr/>
-          <w:p>
-            <w:pPr>
-              <w:pStyle w:val="Compact"/>
-            </w:pPr>
-            <w:r>
-              <w:t xml:space="preserve">MapBiomas C2 2023</w:t>
+              <w:t xml:space="preserve">es_fin_de_semana</w:t>
+            </w:r>
+          </w:p>
+        </w:tc>
+        <w:tc>
+          <w:tcPr/>
+          <w:p>
+            <w:pPr>
+              <w:pStyle w:val="Compact"/>
+            </w:pPr>
+            <w:r>
+              <w:t xml:space="preserve">Weekend indicator (Saturday/Sunday)</w:t>
+            </w:r>
+          </w:p>
+        </w:tc>
+        <w:tc>
+          <w:tcPr/>
+          <w:p>
+            <w:pPr>
+              <w:pStyle w:val="Compact"/>
+            </w:pPr>
+            <w:r>
+              <w:t xml:space="preserve">Calendar</w:t>
             </w:r>
           </w:p>
         </w:tc>
@@ -3255,40 +3255,40 @@
               <w:pStyle w:val="Compact"/>
             </w:pPr>
             <w:r>
-              <w:t xml:space="preserve">pct_bosque_seco</w:t>
-            </w:r>
-          </w:p>
-        </w:tc>
-        <w:tc>
-          <w:tcPr/>
-          <w:p>
-            <w:pPr>
-              <w:pStyle w:val="Compact"/>
-            </w:pPr>
-            <w:r>
-              <w:t xml:space="preserve">Dry Chaco forest fraction (0–100 %)</w:t>
-            </w:r>
-          </w:p>
-        </w:tc>
-        <w:tc>
-          <w:tcPr/>
-          <w:p>
-            <w:pPr>
-              <w:pStyle w:val="Compact"/>
-            </w:pPr>
-            <w:r>
-              <w:t xml:space="preserve">MapBiomas C2 2023</w:t>
-            </w:r>
-          </w:p>
-        </w:tc>
-        <w:tc>
-          <w:tcPr/>
-          <w:p>
-            <w:pPr>
-              <w:pStyle w:val="Compact"/>
-            </w:pPr>
-            <w:r>
-              <w:t xml:space="preserve">Ignition and propagation (Chaco)</w:t>
+              <w:t xml:space="preserve">mes</w:t>
+            </w:r>
+          </w:p>
+        </w:tc>
+        <w:tc>
+          <w:tcPr/>
+          <w:p>
+            <w:pPr>
+              <w:pStyle w:val="Compact"/>
+            </w:pPr>
+            <w:r>
+              <w:t xml:space="preserve">Month of year (1–12)</w:t>
+            </w:r>
+          </w:p>
+        </w:tc>
+        <w:tc>
+          <w:tcPr/>
+          <w:p>
+            <w:pPr>
+              <w:pStyle w:val="Compact"/>
+            </w:pPr>
+            <w:r>
+              <w:t xml:space="preserve">Calendar</w:t>
+            </w:r>
+          </w:p>
+        </w:tc>
+        <w:tc>
+          <w:tcPr/>
+          <w:p>
+            <w:pPr>
+              <w:pStyle w:val="Compact"/>
+            </w:pPr>
+            <w:r>
+              <w:t xml:space="preserve">Ignition and propagation</w:t>
             </w:r>
           </w:p>
         </w:tc>
@@ -3301,40 +3301,40 @@
               <w:pStyle w:val="Compact"/>
             </w:pPr>
             <w:r>
-              <w:t xml:space="preserve">pct_bosque_humedo</w:t>
-            </w:r>
-          </w:p>
-        </w:tc>
-        <w:tc>
-          <w:tcPr/>
-          <w:p>
-            <w:pPr>
-              <w:pStyle w:val="Compact"/>
-            </w:pPr>
-            <w:r>
-              <w:t xml:space="preserve">Atlantic humid forest fraction (0–100 %)</w:t>
-            </w:r>
-          </w:p>
-        </w:tc>
-        <w:tc>
-          <w:tcPr/>
-          <w:p>
-            <w:pPr>
-              <w:pStyle w:val="Compact"/>
-            </w:pPr>
-            <w:r>
-              <w:t xml:space="preserve">MapBiomas C2 2023</w:t>
-            </w:r>
-          </w:p>
-        </w:tc>
-        <w:tc>
-          <w:tcPr/>
-          <w:p>
-            <w:pPr>
-              <w:pStyle w:val="Compact"/>
-            </w:pPr>
-            <w:r>
-              <w:t xml:space="preserve">Ignition and propagation (Oriental)</w:t>
+              <w:t xml:space="preserve">dia_del_anio</w:t>
+            </w:r>
+          </w:p>
+        </w:tc>
+        <w:tc>
+          <w:tcPr/>
+          <w:p>
+            <w:pPr>
+              <w:pStyle w:val="Compact"/>
+            </w:pPr>
+            <w:r>
+              <w:t xml:space="preserve">Ordinal day of year (1–366)</w:t>
+            </w:r>
+          </w:p>
+        </w:tc>
+        <w:tc>
+          <w:tcPr/>
+          <w:p>
+            <w:pPr>
+              <w:pStyle w:val="Compact"/>
+            </w:pPr>
+            <w:r>
+              <w:t xml:space="preserve">Calendar</w:t>
+            </w:r>
+          </w:p>
+        </w:tc>
+        <w:tc>
+          <w:tcPr/>
+          <w:p>
+            <w:pPr>
+              <w:pStyle w:val="Compact"/>
+            </w:pPr>
+            <w:r>
+              <w:t xml:space="preserve">Ignition and propagation</w:t>
             </w:r>
           </w:p>
         </w:tc>
@@ -3347,40 +3347,40 @@
               <w:pStyle w:val="Compact"/>
             </w:pPr>
             <w:r>
-              <w:t xml:space="preserve">indice_ecotono</w:t>
-            </w:r>
-          </w:p>
-        </w:tc>
-        <w:tc>
-          <w:tcPr/>
-          <w:p>
-            <w:pPr>
-              <w:pStyle w:val="Compact"/>
-            </w:pPr>
-            <w:r>
-              <w:t xml:space="preserve">Forest–pasture edge disruption index</w:t>
-            </w:r>
-          </w:p>
-        </w:tc>
-        <w:tc>
-          <w:tcPr/>
-          <w:p>
-            <w:pPr>
-              <w:pStyle w:val="Compact"/>
-            </w:pPr>
-            <w:r>
-              <w:t xml:space="preserve">Derived</w:t>
-            </w:r>
-          </w:p>
-        </w:tc>
-        <w:tc>
-          <w:tcPr/>
-          <w:p>
-            <w:pPr>
-              <w:pStyle w:val="Compact"/>
-            </w:pPr>
-            <w:r>
-              <w:t xml:space="preserve">Ignition and propagation</w:t>
+              <w:t xml:space="preserve">pct_pastura</w:t>
+            </w:r>
+          </w:p>
+        </w:tc>
+        <w:tc>
+          <w:tcPr/>
+          <w:p>
+            <w:pPr>
+              <w:pStyle w:val="Compact"/>
+            </w:pPr>
+            <w:r>
+              <w:t xml:space="preserve">Total pasture, annual agriculture and forest plantation (0–100 %)</w:t>
+            </w:r>
+          </w:p>
+        </w:tc>
+        <w:tc>
+          <w:tcPr/>
+          <w:p>
+            <w:pPr>
+              <w:pStyle w:val="Compact"/>
+            </w:pPr>
+            <w:r>
+              <w:t xml:space="preserve">Derived from MapBiomas C2 annual (Y-1)</w:t>
+            </w:r>
+          </w:p>
+        </w:tc>
+        <w:tc>
+          <w:tcPr/>
+          <w:p>
+            <w:pPr>
+              <w:pStyle w:val="Compact"/>
+            </w:pPr>
+            <w:r>
+              <w:t xml:space="preserve">INPE benchmark only; not a model feature</w:t>
             </w:r>
           </w:p>
         </w:tc>
@@ -3393,40 +3393,40 @@
               <w:pStyle w:val="Compact"/>
             </w:pPr>
             <w:r>
-              <w:t xml:space="preserve">dist_foco_hist_km</w:t>
-            </w:r>
-          </w:p>
-        </w:tc>
-        <w:tc>
-          <w:tcPr/>
-          <w:p>
-            <w:pPr>
-              <w:pStyle w:val="Compact"/>
-            </w:pPr>
-            <w:r>
-              <w:t xml:space="preserve">Minimum distance to training fires (km)</w:t>
-            </w:r>
-          </w:p>
-        </w:tc>
-        <w:tc>
-          <w:tcPr/>
-          <w:p>
-            <w:pPr>
-              <w:pStyle w:val="Compact"/>
-            </w:pPr>
-            <w:r>
-              <w:t xml:space="preserve">FIRMS, causal 3-year window</w:t>
-            </w:r>
-          </w:p>
-        </w:tc>
-        <w:tc>
-          <w:tcPr/>
-          <w:p>
-            <w:pPr>
-              <w:pStyle w:val="Compact"/>
-            </w:pPr>
-            <w:r>
-              <w:t xml:space="preserve">Ignition and propagation</w:t>
+              <w:t xml:space="preserve">pct_pastura_ganadera</w:t>
+            </w:r>
+          </w:p>
+        </w:tc>
+        <w:tc>
+          <w:tcPr/>
+          <w:p>
+            <w:pPr>
+              <w:pStyle w:val="Compact"/>
+            </w:pPr>
+            <w:r>
+              <w:t xml:space="preserve">Cultivated pasture fraction (0–100 %)</w:t>
+            </w:r>
+          </w:p>
+        </w:tc>
+        <w:tc>
+          <w:tcPr/>
+          <w:p>
+            <w:pPr>
+              <w:pStyle w:val="Compact"/>
+            </w:pPr>
+            <w:r>
+              <w:t xml:space="preserve">MapBiomas C2 annual (Y-1)</w:t>
+            </w:r>
+          </w:p>
+        </w:tc>
+        <w:tc>
+          <w:tcPr/>
+          <w:p>
+            <w:pPr>
+              <w:pStyle w:val="Compact"/>
+            </w:pPr>
+            <w:r>
+              <w:t xml:space="preserve">M1, M2, M3 and propagation</w:t>
             </w:r>
           </w:p>
         </w:tc>
@@ -3439,40 +3439,40 @@
               <w:pStyle w:val="Compact"/>
             </w:pPr>
             <w:r>
-              <w:t xml:space="preserve">densidad_hist_25km</w:t>
-            </w:r>
-          </w:p>
-        </w:tc>
-        <w:tc>
-          <w:tcPr/>
-          <w:p>
-            <w:pPr>
-              <w:pStyle w:val="Compact"/>
-            </w:pPr>
-            <w:r>
-              <w:t xml:space="preserve">Cumulative historical fire density within 25 km</w:t>
-            </w:r>
-          </w:p>
-        </w:tc>
-        <w:tc>
-          <w:tcPr/>
-          <w:p>
-            <w:pPr>
-              <w:pStyle w:val="Compact"/>
-            </w:pPr>
-            <w:r>
-              <w:t xml:space="preserve">FIRMS, causal 3-year window</w:t>
-            </w:r>
-          </w:p>
-        </w:tc>
-        <w:tc>
-          <w:tcPr/>
-          <w:p>
-            <w:pPr>
-              <w:pStyle w:val="Compact"/>
-            </w:pPr>
-            <w:r>
-              <w:t xml:space="preserve">Ignition and propagation</w:t>
+              <w:t xml:space="preserve">pct_agricultura_anual</w:t>
+            </w:r>
+          </w:p>
+        </w:tc>
+        <w:tc>
+          <w:tcPr/>
+          <w:p>
+            <w:pPr>
+              <w:pStyle w:val="Compact"/>
+            </w:pPr>
+            <w:r>
+              <w:t xml:space="preserve">Annual agriculture fraction (0–100 %)</w:t>
+            </w:r>
+          </w:p>
+        </w:tc>
+        <w:tc>
+          <w:tcPr/>
+          <w:p>
+            <w:pPr>
+              <w:pStyle w:val="Compact"/>
+            </w:pPr>
+            <w:r>
+              <w:t xml:space="preserve">MapBiomas C2 annual (Y-1)</w:t>
+            </w:r>
+          </w:p>
+        </w:tc>
+        <w:tc>
+          <w:tcPr/>
+          <w:p>
+            <w:pPr>
+              <w:pStyle w:val="Compact"/>
+            </w:pPr>
+            <w:r>
+              <w:t xml:space="preserve">M1, M2, M3 and propagation</w:t>
             </w:r>
           </w:p>
         </w:tc>
@@ -3485,40 +3485,40 @@
               <w:pStyle w:val="Compact"/>
             </w:pPr>
             <w:r>
-              <w:t xml:space="preserve">dist_foco_t1_km</w:t>
-            </w:r>
-          </w:p>
-        </w:tc>
-        <w:tc>
-          <w:tcPr/>
-          <w:p>
-            <w:pPr>
-              <w:pStyle w:val="Compact"/>
-            </w:pPr>
-            <w:r>
-              <w:t xml:space="preserve">Minimum distance to an active t-1 fire (km)</w:t>
-            </w:r>
-          </w:p>
-        </w:tc>
-        <w:tc>
-          <w:tcPr/>
-          <w:p>
-            <w:pPr>
-              <w:pStyle w:val="Compact"/>
-            </w:pPr>
-            <w:r>
-              <w:t xml:space="preserve">Causal spatial kernel</w:t>
-            </w:r>
-          </w:p>
-        </w:tc>
-        <w:tc>
-          <w:tcPr/>
-          <w:p>
-            <w:pPr>
-              <w:pStyle w:val="Compact"/>
-            </w:pPr>
-            <w:r>
-              <w:t xml:space="preserve">Propagation only</w:t>
+              <w:t xml:space="preserve">pct_plantacion_forestal</w:t>
+            </w:r>
+          </w:p>
+        </w:tc>
+        <w:tc>
+          <w:tcPr/>
+          <w:p>
+            <w:pPr>
+              <w:pStyle w:val="Compact"/>
+            </w:pPr>
+            <w:r>
+              <w:t xml:space="preserve">Forest plantation fraction (0–100 %)</w:t>
+            </w:r>
+          </w:p>
+        </w:tc>
+        <w:tc>
+          <w:tcPr/>
+          <w:p>
+            <w:pPr>
+              <w:pStyle w:val="Compact"/>
+            </w:pPr>
+            <w:r>
+              <w:t xml:space="preserve">MapBiomas C2 annual (Y-1)</w:t>
+            </w:r>
+          </w:p>
+        </w:tc>
+        <w:tc>
+          <w:tcPr/>
+          <w:p>
+            <w:pPr>
+              <w:pStyle w:val="Compact"/>
+            </w:pPr>
+            <w:r>
+              <w:t xml:space="preserve">M1, M2, M3 and propagation</w:t>
             </w:r>
           </w:p>
         </w:tc>
@@ -3531,40 +3531,40 @@
               <w:pStyle w:val="Compact"/>
             </w:pPr>
             <w:r>
-              <w:t xml:space="preserve">focos_25km_t1</w:t>
-            </w:r>
-          </w:p>
-        </w:tc>
-        <w:tc>
-          <w:tcPr/>
-          <w:p>
-            <w:pPr>
-              <w:pStyle w:val="Compact"/>
-            </w:pPr>
-            <w:r>
-              <w:t xml:space="preserve">Active t-1 fires within 25 km</w:t>
-            </w:r>
-          </w:p>
-        </w:tc>
-        <w:tc>
-          <w:tcPr/>
-          <w:p>
-            <w:pPr>
-              <w:pStyle w:val="Compact"/>
-            </w:pPr>
-            <w:r>
-              <w:t xml:space="preserve">Causal spatial kernel</w:t>
-            </w:r>
-          </w:p>
-        </w:tc>
-        <w:tc>
-          <w:tcPr/>
-          <w:p>
-            <w:pPr>
-              <w:pStyle w:val="Compact"/>
-            </w:pPr>
-            <w:r>
-              <w:t xml:space="preserve">Propagation only</w:t>
+              <w:t xml:space="preserve">pct_sabana_pastizal</w:t>
+            </w:r>
+          </w:p>
+        </w:tc>
+        <w:tc>
+          <w:tcPr/>
+          <w:p>
+            <w:pPr>
+              <w:pStyle w:val="Compact"/>
+            </w:pPr>
+            <w:r>
+              <w:t xml:space="preserve">Savanna and natural grassland fraction (0–100 %)</w:t>
+            </w:r>
+          </w:p>
+        </w:tc>
+        <w:tc>
+          <w:tcPr/>
+          <w:p>
+            <w:pPr>
+              <w:pStyle w:val="Compact"/>
+            </w:pPr>
+            <w:r>
+              <w:t xml:space="preserve">MapBiomas C2 annual (Y-1)</w:t>
+            </w:r>
+          </w:p>
+        </w:tc>
+        <w:tc>
+          <w:tcPr/>
+          <w:p>
+            <w:pPr>
+              <w:pStyle w:val="Compact"/>
+            </w:pPr>
+            <w:r>
+              <w:t xml:space="preserve">Ignition and propagation</w:t>
             </w:r>
           </w:p>
         </w:tc>
@@ -3577,40 +3577,40 @@
               <w:pStyle w:val="Compact"/>
             </w:pPr>
             <w:r>
-              <w:t xml:space="preserve">frp_25km_t1</w:t>
-            </w:r>
-          </w:p>
-        </w:tc>
-        <w:tc>
-          <w:tcPr/>
-          <w:p>
-            <w:pPr>
-              <w:pStyle w:val="Compact"/>
-            </w:pPr>
-            <w:r>
-              <w:t xml:space="preserve">Accumulated t-1 FRP within 25 km (MW)</w:t>
-            </w:r>
-          </w:p>
-        </w:tc>
-        <w:tc>
-          <w:tcPr/>
-          <w:p>
-            <w:pPr>
-              <w:pStyle w:val="Compact"/>
-            </w:pPr>
-            <w:r>
-              <w:t xml:space="preserve">Causal spatial kernel</w:t>
-            </w:r>
-          </w:p>
-        </w:tc>
-        <w:tc>
-          <w:tcPr/>
-          <w:p>
-            <w:pPr>
-              <w:pStyle w:val="Compact"/>
-            </w:pPr>
-            <w:r>
-              <w:t xml:space="preserve">Propagation only</w:t>
+              <w:t xml:space="preserve">pct_humedal_palmar</w:t>
+            </w:r>
+          </w:p>
+        </w:tc>
+        <w:tc>
+          <w:tcPr/>
+          <w:p>
+            <w:pPr>
+              <w:pStyle w:val="Compact"/>
+            </w:pPr>
+            <w:r>
+              <w:t xml:space="preserve">Wetland and palm swamp fraction (0–100 %)</w:t>
+            </w:r>
+          </w:p>
+        </w:tc>
+        <w:tc>
+          <w:tcPr/>
+          <w:p>
+            <w:pPr>
+              <w:pStyle w:val="Compact"/>
+            </w:pPr>
+            <w:r>
+              <w:t xml:space="preserve">MapBiomas C2 annual (Y-1)</w:t>
+            </w:r>
+          </w:p>
+        </w:tc>
+        <w:tc>
+          <w:tcPr/>
+          <w:p>
+            <w:pPr>
+              <w:pStyle w:val="Compact"/>
+            </w:pPr>
+            <w:r>
+              <w:t xml:space="preserve">Ignition and propagation</w:t>
             </w:r>
           </w:p>
         </w:tc>
@@ -3623,40 +3623,40 @@
               <w:pStyle w:val="Compact"/>
             </w:pPr>
             <w:r>
-              <w:t xml:space="preserve">dist_corredor_antropico_km</w:t>
-            </w:r>
-          </w:p>
-        </w:tc>
-        <w:tc>
-          <w:tcPr/>
-          <w:p>
-            <w:pPr>
-              <w:pStyle w:val="Compact"/>
-            </w:pPr>
-            <w:r>
-              <w:t xml:space="preserve">Distance to chronic-recurrence cells (≥3 events, 2018–2022)</w:t>
-            </w:r>
-          </w:p>
-        </w:tc>
-        <w:tc>
-          <w:tcPr/>
-          <w:p>
-            <w:pPr>
-              <w:pStyle w:val="Compact"/>
-            </w:pPr>
-            <w:r>
-              <w:t xml:space="preserve">Anthropogenic prior</w:t>
-            </w:r>
-          </w:p>
-        </w:tc>
-        <w:tc>
-          <w:tcPr/>
-          <w:p>
-            <w:pPr>
-              <w:pStyle w:val="Compact"/>
-            </w:pPr>
-            <w:r>
-              <w:t xml:space="preserve">M3 only</w:t>
+              <w:t xml:space="preserve">pct_bosque_seco</w:t>
+            </w:r>
+          </w:p>
+        </w:tc>
+        <w:tc>
+          <w:tcPr/>
+          <w:p>
+            <w:pPr>
+              <w:pStyle w:val="Compact"/>
+            </w:pPr>
+            <w:r>
+              <w:t xml:space="preserve">Dry Chaco forest fraction (0–100 %)</w:t>
+            </w:r>
+          </w:p>
+        </w:tc>
+        <w:tc>
+          <w:tcPr/>
+          <w:p>
+            <w:pPr>
+              <w:pStyle w:val="Compact"/>
+            </w:pPr>
+            <w:r>
+              <w:t xml:space="preserve">MapBiomas C2 annual (Y-1)</w:t>
+            </w:r>
+          </w:p>
+        </w:tc>
+        <w:tc>
+          <w:tcPr/>
+          <w:p>
+            <w:pPr>
+              <w:pStyle w:val="Compact"/>
+            </w:pPr>
+            <w:r>
+              <w:t xml:space="preserve">Ignition and propagation (Chaco)</w:t>
             </w:r>
           </w:p>
         </w:tc>
@@ -3669,40 +3669,40 @@
               <w:pStyle w:val="Compact"/>
             </w:pPr>
             <w:r>
-              <w:t xml:space="preserve">densidad_hist_5km</w:t>
-            </w:r>
-          </w:p>
-        </w:tc>
-        <w:tc>
-          <w:tcPr/>
-          <w:p>
-            <w:pPr>
-              <w:pStyle w:val="Compact"/>
-            </w:pPr>
-            <w:r>
-              <w:t xml:space="preserve">Kernel density of historical fires within 5 km</w:t>
-            </w:r>
-          </w:p>
-        </w:tc>
-        <w:tc>
-          <w:tcPr/>
-          <w:p>
-            <w:pPr>
-              <w:pStyle w:val="Compact"/>
-            </w:pPr>
-            <w:r>
-              <w:t xml:space="preserve">Anthropogenic prior</w:t>
-            </w:r>
-          </w:p>
-        </w:tc>
-        <w:tc>
-          <w:tcPr/>
-          <w:p>
-            <w:pPr>
-              <w:pStyle w:val="Compact"/>
-            </w:pPr>
-            <w:r>
-              <w:t xml:space="preserve">M3 only</w:t>
+              <w:t xml:space="preserve">pct_bosque_humedo</w:t>
+            </w:r>
+          </w:p>
+        </w:tc>
+        <w:tc>
+          <w:tcPr/>
+          <w:p>
+            <w:pPr>
+              <w:pStyle w:val="Compact"/>
+            </w:pPr>
+            <w:r>
+              <w:t xml:space="preserve">Atlantic humid forest fraction (0–100 %)</w:t>
+            </w:r>
+          </w:p>
+        </w:tc>
+        <w:tc>
+          <w:tcPr/>
+          <w:p>
+            <w:pPr>
+              <w:pStyle w:val="Compact"/>
+            </w:pPr>
+            <w:r>
+              <w:t xml:space="preserve">MapBiomas C2 annual (Y-1)</w:t>
+            </w:r>
+          </w:p>
+        </w:tc>
+        <w:tc>
+          <w:tcPr/>
+          <w:p>
+            <w:pPr>
+              <w:pStyle w:val="Compact"/>
+            </w:pPr>
+            <w:r>
+              <w:t xml:space="preserve">Ignition and propagation (Oriental)</w:t>
             </w:r>
           </w:p>
         </w:tc>
@@ -3715,40 +3715,40 @@
               <w:pStyle w:val="Compact"/>
             </w:pPr>
             <w:r>
-              <w:t xml:space="preserve">densidad_hist_10km</w:t>
-            </w:r>
-          </w:p>
-        </w:tc>
-        <w:tc>
-          <w:tcPr/>
-          <w:p>
-            <w:pPr>
-              <w:pStyle w:val="Compact"/>
-            </w:pPr>
-            <w:r>
-              <w:t xml:space="preserve">Kernel density of historical fires within 10 km</w:t>
-            </w:r>
-          </w:p>
-        </w:tc>
-        <w:tc>
-          <w:tcPr/>
-          <w:p>
-            <w:pPr>
-              <w:pStyle w:val="Compact"/>
-            </w:pPr>
-            <w:r>
-              <w:t xml:space="preserve">Anthropogenic prior</w:t>
-            </w:r>
-          </w:p>
-        </w:tc>
-        <w:tc>
-          <w:tcPr/>
-          <w:p>
-            <w:pPr>
-              <w:pStyle w:val="Compact"/>
-            </w:pPr>
-            <w:r>
-              <w:t xml:space="preserve">M3 only</w:t>
+              <w:t xml:space="preserve">indice_ecotono</w:t>
+            </w:r>
+          </w:p>
+        </w:tc>
+        <w:tc>
+          <w:tcPr/>
+          <w:p>
+            <w:pPr>
+              <w:pStyle w:val="Compact"/>
+            </w:pPr>
+            <w:r>
+              <w:t xml:space="preserve">Forest–pasture edge disruption index</w:t>
+            </w:r>
+          </w:p>
+        </w:tc>
+        <w:tc>
+          <w:tcPr/>
+          <w:p>
+            <w:pPr>
+              <w:pStyle w:val="Compact"/>
+            </w:pPr>
+            <w:r>
+              <w:t xml:space="preserve">Derived</w:t>
+            </w:r>
+          </w:p>
+        </w:tc>
+        <w:tc>
+          <w:tcPr/>
+          <w:p>
+            <w:pPr>
+              <w:pStyle w:val="Compact"/>
+            </w:pPr>
+            <w:r>
+              <w:t xml:space="preserve">Ignition and propagation</w:t>
             </w:r>
           </w:p>
         </w:tc>
@@ -3761,40 +3761,40 @@
               <w:pStyle w:val="Compact"/>
             </w:pPr>
             <w:r>
-              <w:t xml:space="preserve">freq_hist_1km</w:t>
-            </w:r>
-          </w:p>
-        </w:tc>
-        <w:tc>
-          <w:tcPr/>
-          <w:p>
-            <w:pPr>
-              <w:pStyle w:val="Compact"/>
-            </w:pPr>
-            <w:r>
-              <w:t xml:space="preserve">Point recurrence in the 1-km² cell (2018–2022)</w:t>
-            </w:r>
-          </w:p>
-        </w:tc>
-        <w:tc>
-          <w:tcPr/>
-          <w:p>
-            <w:pPr>
-              <w:pStyle w:val="Compact"/>
-            </w:pPr>
-            <w:r>
-              <w:t xml:space="preserve">Anthropogenic prior</w:t>
-            </w:r>
-          </w:p>
-        </w:tc>
-        <w:tc>
-          <w:tcPr/>
-          <w:p>
-            <w:pPr>
-              <w:pStyle w:val="Compact"/>
-            </w:pPr>
-            <w:r>
-              <w:t xml:space="preserve">M3 Oriental and M2 fallback selector</w:t>
+              <w:t xml:space="preserve">borde_bosque_agro_pct</w:t>
+            </w:r>
+          </w:p>
+        </w:tc>
+        <w:tc>
+          <w:tcPr/>
+          <w:p>
+            <w:pPr>
+              <w:pStyle w:val="Compact"/>
+            </w:pPr>
+            <w:r>
+              <w:t xml:space="preserve">Forest–agriculture edge fraction (0–100 %)</w:t>
+            </w:r>
+          </w:p>
+        </w:tc>
+        <w:tc>
+          <w:tcPr/>
+          <w:p>
+            <w:pPr>
+              <w:pStyle w:val="Compact"/>
+            </w:pPr>
+            <w:r>
+              <w:t xml:space="preserve">Derived from MapBiomas C2 annual (Y-1)</w:t>
+            </w:r>
+          </w:p>
+        </w:tc>
+        <w:tc>
+          <w:tcPr/>
+          <w:p>
+            <w:pPr>
+              <w:pStyle w:val="Compact"/>
+            </w:pPr>
+            <w:r>
+              <w:t xml:space="preserve">M2, M3 and propagation</w:t>
             </w:r>
           </w:p>
         </w:tc>
@@ -3807,40 +3807,40 @@
               <w:pStyle w:val="Compact"/>
             </w:pPr>
             <w:r>
-              <w:t xml:space="preserve">temporada_quema_ganadera</w:t>
-            </w:r>
-          </w:p>
-        </w:tc>
-        <w:tc>
-          <w:tcPr/>
-          <w:p>
-            <w:pPr>
-              <w:pStyle w:val="Compact"/>
-            </w:pPr>
-            <w:r>
-              <w:t xml:space="preserve">Livestock burning season indicator (August–October)</w:t>
-            </w:r>
-          </w:p>
-        </w:tc>
-        <w:tc>
-          <w:tcPr/>
-          <w:p>
-            <w:pPr>
-              <w:pStyle w:val="Compact"/>
-            </w:pPr>
-            <w:r>
-              <w:t xml:space="preserve">Anthropogenic calendar</w:t>
-            </w:r>
-          </w:p>
-        </w:tc>
-        <w:tc>
-          <w:tcPr/>
-          <w:p>
-            <w:pPr>
-              <w:pStyle w:val="Compact"/>
-            </w:pPr>
-            <w:r>
-              <w:t xml:space="preserve">M3 only</w:t>
+              <w:t xml:space="preserve">pct_desmonte_t1</w:t>
+            </w:r>
+          </w:p>
+        </w:tc>
+        <w:tc>
+          <w:tcPr/>
+          <w:p>
+            <w:pPr>
+              <w:pStyle w:val="Compact"/>
+            </w:pPr>
+            <w:r>
+              <w:t xml:space="preserve">Tree-cover loss in the prior year (0–100 %)</w:t>
+            </w:r>
+          </w:p>
+        </w:tc>
+        <w:tc>
+          <w:tcPr/>
+          <w:p>
+            <w:pPr>
+              <w:pStyle w:val="Compact"/>
+            </w:pPr>
+            <w:r>
+              <w:t xml:space="preserve">Hansen GFC-2025 v1.13 (Y-1)</w:t>
+            </w:r>
+          </w:p>
+        </w:tc>
+        <w:tc>
+          <w:tcPr/>
+          <w:p>
+            <w:pPr>
+              <w:pStyle w:val="Compact"/>
+            </w:pPr>
+            <w:r>
+              <w:t xml:space="preserve">M2, M3 and propagation</w:t>
             </w:r>
           </w:p>
         </w:tc>
@@ -3853,40 +3853,40 @@
               <w:pStyle w:val="Compact"/>
             </w:pPr>
             <w:r>
-              <w:t xml:space="preserve">doy_sin</w:t>
-            </w:r>
-          </w:p>
-        </w:tc>
-        <w:tc>
-          <w:tcPr/>
-          <w:p>
-            <w:pPr>
-              <w:pStyle w:val="Compact"/>
-            </w:pPr>
-            <w:r>
-              <w:t xml:space="preserve">Continuous seasonal sine harmonic</w:t>
-            </w:r>
-          </w:p>
-        </w:tc>
-        <w:tc>
-          <w:tcPr/>
-          <w:p>
-            <w:pPr>
-              <w:pStyle w:val="Compact"/>
-            </w:pPr>
-            <w:r>
-              <w:t xml:space="preserve">Derived</w:t>
-            </w:r>
-          </w:p>
-        </w:tc>
-        <w:tc>
-          <w:tcPr/>
-          <w:p>
-            <w:pPr>
-              <w:pStyle w:val="Compact"/>
-            </w:pPr>
-            <w:r>
-              <w:t xml:space="preserve">M3 only</w:t>
+              <w:t xml:space="preserve">pct_desmonte_t2</w:t>
+            </w:r>
+          </w:p>
+        </w:tc>
+        <w:tc>
+          <w:tcPr/>
+          <w:p>
+            <w:pPr>
+              <w:pStyle w:val="Compact"/>
+            </w:pPr>
+            <w:r>
+              <w:t xml:space="preserve">Tree-cover loss two years before (0–100 %)</w:t>
+            </w:r>
+          </w:p>
+        </w:tc>
+        <w:tc>
+          <w:tcPr/>
+          <w:p>
+            <w:pPr>
+              <w:pStyle w:val="Compact"/>
+            </w:pPr>
+            <w:r>
+              <w:t xml:space="preserve">Hansen GFC-2025 v1.13 (Y-2)</w:t>
+            </w:r>
+          </w:p>
+        </w:tc>
+        <w:tc>
+          <w:tcPr/>
+          <w:p>
+            <w:pPr>
+              <w:pStyle w:val="Compact"/>
+            </w:pPr>
+            <w:r>
+              <w:t xml:space="preserve">M2, M3 and propagation</w:t>
             </w:r>
           </w:p>
         </w:tc>
@@ -3899,40 +3899,40 @@
               <w:pStyle w:val="Compact"/>
             </w:pPr>
             <w:r>
-              <w:t xml:space="preserve">doy_cos</w:t>
-            </w:r>
-          </w:p>
-        </w:tc>
-        <w:tc>
-          <w:tcPr/>
-          <w:p>
-            <w:pPr>
-              <w:pStyle w:val="Compact"/>
-            </w:pPr>
-            <w:r>
-              <w:t xml:space="preserve">Continuous seasonal cosine harmonic</w:t>
-            </w:r>
-          </w:p>
-        </w:tc>
-        <w:tc>
-          <w:tcPr/>
-          <w:p>
-            <w:pPr>
-              <w:pStyle w:val="Compact"/>
-            </w:pPr>
-            <w:r>
-              <w:t xml:space="preserve">Derived</w:t>
-            </w:r>
-          </w:p>
-        </w:tc>
-        <w:tc>
-          <w:tcPr/>
-          <w:p>
-            <w:pPr>
-              <w:pStyle w:val="Compact"/>
-            </w:pPr>
-            <w:r>
-              <w:t xml:space="preserve">M3 only</w:t>
+              <w:t xml:space="preserve">presion_desmonte_vpd</w:t>
+            </w:r>
+          </w:p>
+        </w:tc>
+        <w:tc>
+          <w:tcPr/>
+          <w:p>
+            <w:pPr>
+              <w:pStyle w:val="Compact"/>
+            </w:pPr>
+            <w:r>
+              <w:t xml:space="preserve">Deforestation × VPD pressure</w:t>
+            </w:r>
+          </w:p>
+        </w:tc>
+        <w:tc>
+          <w:tcPr/>
+          <w:p>
+            <w:pPr>
+              <w:pStyle w:val="Compact"/>
+            </w:pPr>
+            <w:r>
+              <w:t xml:space="preserve">Derived (Hansen Y-1 × VPD)</w:t>
+            </w:r>
+          </w:p>
+        </w:tc>
+        <w:tc>
+          <w:tcPr/>
+          <w:p>
+            <w:pPr>
+              <w:pStyle w:val="Compact"/>
+            </w:pPr>
+            <w:r>
+              <w:t xml:space="preserve">M2, M3 and propagation</w:t>
             </w:r>
           </w:p>
         </w:tc>
@@ -3945,40 +3945,40 @@
               <w:pStyle w:val="Compact"/>
             </w:pPr>
             <w:r>
-              <w:t xml:space="preserve">presion_quema_pastura</w:t>
-            </w:r>
-          </w:p>
-        </w:tc>
-        <w:tc>
-          <w:tcPr/>
-          <w:p>
-            <w:pPr>
-              <w:pStyle w:val="Compact"/>
-            </w:pPr>
-            <w:r>
-              <w:t xml:space="preserve">Pasture burning pressure (pasture × VPD × month weight)</w:t>
-            </w:r>
-          </w:p>
-        </w:tc>
-        <w:tc>
-          <w:tcPr/>
-          <w:p>
-            <w:pPr>
-              <w:pStyle w:val="Compact"/>
-            </w:pPr>
-            <w:r>
-              <w:t xml:space="preserve">Human–climate interaction</w:t>
-            </w:r>
-          </w:p>
-        </w:tc>
-        <w:tc>
-          <w:tcPr/>
-          <w:p>
-            <w:pPr>
-              <w:pStyle w:val="Compact"/>
-            </w:pPr>
-            <w:r>
-              <w:t xml:space="preserve">M3 only</w:t>
+              <w:t xml:space="preserve">dist_foco_hist_km</w:t>
+            </w:r>
+          </w:p>
+        </w:tc>
+        <w:tc>
+          <w:tcPr/>
+          <w:p>
+            <w:pPr>
+              <w:pStyle w:val="Compact"/>
+            </w:pPr>
+            <w:r>
+              <w:t xml:space="preserve">Minimum distance to training fires (km)</w:t>
+            </w:r>
+          </w:p>
+        </w:tc>
+        <w:tc>
+          <w:tcPr/>
+          <w:p>
+            <w:pPr>
+              <w:pStyle w:val="Compact"/>
+            </w:pPr>
+            <w:r>
+              <w:t xml:space="preserve">FIRMS, causal 3-year window</w:t>
+            </w:r>
+          </w:p>
+        </w:tc>
+        <w:tc>
+          <w:tcPr/>
+          <w:p>
+            <w:pPr>
+              <w:pStyle w:val="Compact"/>
+            </w:pPr>
+            <w:r>
+              <w:t xml:space="preserve">Ignition and propagation</w:t>
             </w:r>
           </w:p>
         </w:tc>
@@ -3991,40 +3991,40 @@
               <w:pStyle w:val="Compact"/>
             </w:pPr>
             <w:r>
-              <w:t xml:space="preserve">focalizacion_antropica_local</w:t>
-            </w:r>
-          </w:p>
-        </w:tc>
-        <w:tc>
-          <w:tcPr/>
-          <w:p>
-            <w:pPr>
-              <w:pStyle w:val="Compact"/>
-            </w:pPr>
-            <w:r>
-              <w:t xml:space="preserve">Local-to-macro concentration ratio (5 km / 25 km)</w:t>
-            </w:r>
-          </w:p>
-        </w:tc>
-        <w:tc>
-          <w:tcPr/>
-          <w:p>
-            <w:pPr>
-              <w:pStyle w:val="Compact"/>
-            </w:pPr>
-            <w:r>
-              <w:t xml:space="preserve">Multiscale ratio</w:t>
-            </w:r>
-          </w:p>
-        </w:tc>
-        <w:tc>
-          <w:tcPr/>
-          <w:p>
-            <w:pPr>
-              <w:pStyle w:val="Compact"/>
-            </w:pPr>
-            <w:r>
-              <w:t xml:space="preserve">M3 only</w:t>
+              <w:t xml:space="preserve">densidad_hist_25km</w:t>
+            </w:r>
+          </w:p>
+        </w:tc>
+        <w:tc>
+          <w:tcPr/>
+          <w:p>
+            <w:pPr>
+              <w:pStyle w:val="Compact"/>
+            </w:pPr>
+            <w:r>
+              <w:t xml:space="preserve">Cumulative historical fire density within 25 km</w:t>
+            </w:r>
+          </w:p>
+        </w:tc>
+        <w:tc>
+          <w:tcPr/>
+          <w:p>
+            <w:pPr>
+              <w:pStyle w:val="Compact"/>
+            </w:pPr>
+            <w:r>
+              <w:t xml:space="preserve">FIRMS, causal 3-year window</w:t>
+            </w:r>
+          </w:p>
+        </w:tc>
+        <w:tc>
+          <w:tcPr/>
+          <w:p>
+            <w:pPr>
+              <w:pStyle w:val="Compact"/>
+            </w:pPr>
+            <w:r>
+              <w:t xml:space="preserve">Ignition and propagation</w:t>
             </w:r>
           </w:p>
         </w:tc>
@@ -4037,40 +4037,40 @@
               <w:pStyle w:val="Compact"/>
             </w:pPr>
             <w:r>
-              <w:t xml:space="preserve">interaccion_acceso_vpd</w:t>
-            </w:r>
-          </w:p>
-        </w:tc>
-        <w:tc>
-          <w:tcPr/>
-          <w:p>
-            <w:pPr>
-              <w:pStyle w:val="Compact"/>
-            </w:pPr>
-            <w:r>
-              <w:t xml:space="preserve">Accessibility–desiccation synergy (exp(−d_hist/5) × VPD)</w:t>
-            </w:r>
-          </w:p>
-        </w:tc>
-        <w:tc>
-          <w:tcPr/>
-          <w:p>
-            <w:pPr>
-              <w:pStyle w:val="Compact"/>
-            </w:pPr>
-            <w:r>
-              <w:t xml:space="preserve">Human–climate interaction</w:t>
-            </w:r>
-          </w:p>
-        </w:tc>
-        <w:tc>
-          <w:tcPr/>
-          <w:p>
-            <w:pPr>
-              <w:pStyle w:val="Compact"/>
-            </w:pPr>
-            <w:r>
-              <w:t xml:space="preserve">M3 only</w:t>
+              <w:t xml:space="preserve">dist_foco_t1_km</w:t>
+            </w:r>
+          </w:p>
+        </w:tc>
+        <w:tc>
+          <w:tcPr/>
+          <w:p>
+            <w:pPr>
+              <w:pStyle w:val="Compact"/>
+            </w:pPr>
+            <w:r>
+              <w:t xml:space="preserve">Minimum distance to an active t-1 fire (km)</w:t>
+            </w:r>
+          </w:p>
+        </w:tc>
+        <w:tc>
+          <w:tcPr/>
+          <w:p>
+            <w:pPr>
+              <w:pStyle w:val="Compact"/>
+            </w:pPr>
+            <w:r>
+              <w:t xml:space="preserve">Causal spatial kernel</w:t>
+            </w:r>
+          </w:p>
+        </w:tc>
+        <w:tc>
+          <w:tcPr/>
+          <w:p>
+            <w:pPr>
+              <w:pStyle w:val="Compact"/>
+            </w:pPr>
+            <w:r>
+              <w:t xml:space="preserve">Propagation only</w:t>
             </w:r>
           </w:p>
         </w:tc>
@@ -4083,6 +4083,558 @@
               <w:pStyle w:val="Compact"/>
             </w:pPr>
             <w:r>
+              <w:t xml:space="preserve">focos_25km_t1</w:t>
+            </w:r>
+          </w:p>
+        </w:tc>
+        <w:tc>
+          <w:tcPr/>
+          <w:p>
+            <w:pPr>
+              <w:pStyle w:val="Compact"/>
+            </w:pPr>
+            <w:r>
+              <w:t xml:space="preserve">Active t-1 fires within 25 km</w:t>
+            </w:r>
+          </w:p>
+        </w:tc>
+        <w:tc>
+          <w:tcPr/>
+          <w:p>
+            <w:pPr>
+              <w:pStyle w:val="Compact"/>
+            </w:pPr>
+            <w:r>
+              <w:t xml:space="preserve">Causal spatial kernel</w:t>
+            </w:r>
+          </w:p>
+        </w:tc>
+        <w:tc>
+          <w:tcPr/>
+          <w:p>
+            <w:pPr>
+              <w:pStyle w:val="Compact"/>
+            </w:pPr>
+            <w:r>
+              <w:t xml:space="preserve">Propagation only</w:t>
+            </w:r>
+          </w:p>
+        </w:tc>
+      </w:tr>
+      <w:tr>
+        <w:tc>
+          <w:tcPr/>
+          <w:p>
+            <w:pPr>
+              <w:pStyle w:val="Compact"/>
+            </w:pPr>
+            <w:r>
+              <w:t xml:space="preserve">frp_25km_t1</w:t>
+            </w:r>
+          </w:p>
+        </w:tc>
+        <w:tc>
+          <w:tcPr/>
+          <w:p>
+            <w:pPr>
+              <w:pStyle w:val="Compact"/>
+            </w:pPr>
+            <w:r>
+              <w:t xml:space="preserve">Accumulated t-1 FRP within 25 km (MW)</w:t>
+            </w:r>
+          </w:p>
+        </w:tc>
+        <w:tc>
+          <w:tcPr/>
+          <w:p>
+            <w:pPr>
+              <w:pStyle w:val="Compact"/>
+            </w:pPr>
+            <w:r>
+              <w:t xml:space="preserve">Causal spatial kernel</w:t>
+            </w:r>
+          </w:p>
+        </w:tc>
+        <w:tc>
+          <w:tcPr/>
+          <w:p>
+            <w:pPr>
+              <w:pStyle w:val="Compact"/>
+            </w:pPr>
+            <w:r>
+              <w:t xml:space="preserve">Propagation only</w:t>
+            </w:r>
+          </w:p>
+        </w:tc>
+      </w:tr>
+      <w:tr>
+        <w:tc>
+          <w:tcPr/>
+          <w:p>
+            <w:pPr>
+              <w:pStyle w:val="Compact"/>
+            </w:pPr>
+            <w:r>
+              <w:t xml:space="preserve">dist_corredor_antropico_km</w:t>
+            </w:r>
+          </w:p>
+        </w:tc>
+        <w:tc>
+          <w:tcPr/>
+          <w:p>
+            <w:pPr>
+              <w:pStyle w:val="Compact"/>
+            </w:pPr>
+            <w:r>
+              <w:t xml:space="preserve">Distance to chronic-recurrence cells (≥3 events, 2018–2022)</w:t>
+            </w:r>
+          </w:p>
+        </w:tc>
+        <w:tc>
+          <w:tcPr/>
+          <w:p>
+            <w:pPr>
+              <w:pStyle w:val="Compact"/>
+            </w:pPr>
+            <w:r>
+              <w:t xml:space="preserve">Anthropogenic prior</w:t>
+            </w:r>
+          </w:p>
+        </w:tc>
+        <w:tc>
+          <w:tcPr/>
+          <w:p>
+            <w:pPr>
+              <w:pStyle w:val="Compact"/>
+            </w:pPr>
+            <w:r>
+              <w:t xml:space="preserve">M3 only</w:t>
+            </w:r>
+          </w:p>
+        </w:tc>
+      </w:tr>
+      <w:tr>
+        <w:tc>
+          <w:tcPr/>
+          <w:p>
+            <w:pPr>
+              <w:pStyle w:val="Compact"/>
+            </w:pPr>
+            <w:r>
+              <w:t xml:space="preserve">densidad_hist_5km</w:t>
+            </w:r>
+          </w:p>
+        </w:tc>
+        <w:tc>
+          <w:tcPr/>
+          <w:p>
+            <w:pPr>
+              <w:pStyle w:val="Compact"/>
+            </w:pPr>
+            <w:r>
+              <w:t xml:space="preserve">Kernel density of historical fires within 5 km</w:t>
+            </w:r>
+          </w:p>
+        </w:tc>
+        <w:tc>
+          <w:tcPr/>
+          <w:p>
+            <w:pPr>
+              <w:pStyle w:val="Compact"/>
+            </w:pPr>
+            <w:r>
+              <w:t xml:space="preserve">Anthropogenic prior</w:t>
+            </w:r>
+          </w:p>
+        </w:tc>
+        <w:tc>
+          <w:tcPr/>
+          <w:p>
+            <w:pPr>
+              <w:pStyle w:val="Compact"/>
+            </w:pPr>
+            <w:r>
+              <w:t xml:space="preserve">M3 only</w:t>
+            </w:r>
+          </w:p>
+        </w:tc>
+      </w:tr>
+      <w:tr>
+        <w:tc>
+          <w:tcPr/>
+          <w:p>
+            <w:pPr>
+              <w:pStyle w:val="Compact"/>
+            </w:pPr>
+            <w:r>
+              <w:t xml:space="preserve">densidad_hist_10km</w:t>
+            </w:r>
+          </w:p>
+        </w:tc>
+        <w:tc>
+          <w:tcPr/>
+          <w:p>
+            <w:pPr>
+              <w:pStyle w:val="Compact"/>
+            </w:pPr>
+            <w:r>
+              <w:t xml:space="preserve">Kernel density of historical fires within 10 km</w:t>
+            </w:r>
+          </w:p>
+        </w:tc>
+        <w:tc>
+          <w:tcPr/>
+          <w:p>
+            <w:pPr>
+              <w:pStyle w:val="Compact"/>
+            </w:pPr>
+            <w:r>
+              <w:t xml:space="preserve">Anthropogenic prior</w:t>
+            </w:r>
+          </w:p>
+        </w:tc>
+        <w:tc>
+          <w:tcPr/>
+          <w:p>
+            <w:pPr>
+              <w:pStyle w:val="Compact"/>
+            </w:pPr>
+            <w:r>
+              <w:t xml:space="preserve">M3 only</w:t>
+            </w:r>
+          </w:p>
+        </w:tc>
+      </w:tr>
+      <w:tr>
+        <w:tc>
+          <w:tcPr/>
+          <w:p>
+            <w:pPr>
+              <w:pStyle w:val="Compact"/>
+            </w:pPr>
+            <w:r>
+              <w:t xml:space="preserve">freq_hist_1km</w:t>
+            </w:r>
+          </w:p>
+        </w:tc>
+        <w:tc>
+          <w:tcPr/>
+          <w:p>
+            <w:pPr>
+              <w:pStyle w:val="Compact"/>
+            </w:pPr>
+            <w:r>
+              <w:t xml:space="preserve">Point recurrence in the 1-km² cell (2018–2022)</w:t>
+            </w:r>
+          </w:p>
+        </w:tc>
+        <w:tc>
+          <w:tcPr/>
+          <w:p>
+            <w:pPr>
+              <w:pStyle w:val="Compact"/>
+            </w:pPr>
+            <w:r>
+              <w:t xml:space="preserve">Anthropogenic prior</w:t>
+            </w:r>
+          </w:p>
+        </w:tc>
+        <w:tc>
+          <w:tcPr/>
+          <w:p>
+            <w:pPr>
+              <w:pStyle w:val="Compact"/>
+            </w:pPr>
+            <w:r>
+              <w:t xml:space="preserve">M3 Oriental and M2 fallback selector</w:t>
+            </w:r>
+          </w:p>
+        </w:tc>
+      </w:tr>
+      <w:tr>
+        <w:tc>
+          <w:tcPr/>
+          <w:p>
+            <w:pPr>
+              <w:pStyle w:val="Compact"/>
+            </w:pPr>
+            <w:r>
+              <w:t xml:space="preserve">temporada_quema_ganadera</w:t>
+            </w:r>
+          </w:p>
+        </w:tc>
+        <w:tc>
+          <w:tcPr/>
+          <w:p>
+            <w:pPr>
+              <w:pStyle w:val="Compact"/>
+            </w:pPr>
+            <w:r>
+              <w:t xml:space="preserve">Livestock burning season indicator (August–October)</w:t>
+            </w:r>
+          </w:p>
+        </w:tc>
+        <w:tc>
+          <w:tcPr/>
+          <w:p>
+            <w:pPr>
+              <w:pStyle w:val="Compact"/>
+            </w:pPr>
+            <w:r>
+              <w:t xml:space="preserve">Anthropogenic calendar</w:t>
+            </w:r>
+          </w:p>
+        </w:tc>
+        <w:tc>
+          <w:tcPr/>
+          <w:p>
+            <w:pPr>
+              <w:pStyle w:val="Compact"/>
+            </w:pPr>
+            <w:r>
+              <w:t xml:space="preserve">M3 only</w:t>
+            </w:r>
+          </w:p>
+        </w:tc>
+      </w:tr>
+      <w:tr>
+        <w:tc>
+          <w:tcPr/>
+          <w:p>
+            <w:pPr>
+              <w:pStyle w:val="Compact"/>
+            </w:pPr>
+            <w:r>
+              <w:t xml:space="preserve">doy_sin</w:t>
+            </w:r>
+          </w:p>
+        </w:tc>
+        <w:tc>
+          <w:tcPr/>
+          <w:p>
+            <w:pPr>
+              <w:pStyle w:val="Compact"/>
+            </w:pPr>
+            <w:r>
+              <w:t xml:space="preserve">Continuous seasonal sine harmonic</w:t>
+            </w:r>
+          </w:p>
+        </w:tc>
+        <w:tc>
+          <w:tcPr/>
+          <w:p>
+            <w:pPr>
+              <w:pStyle w:val="Compact"/>
+            </w:pPr>
+            <w:r>
+              <w:t xml:space="preserve">Derived</w:t>
+            </w:r>
+          </w:p>
+        </w:tc>
+        <w:tc>
+          <w:tcPr/>
+          <w:p>
+            <w:pPr>
+              <w:pStyle w:val="Compact"/>
+            </w:pPr>
+            <w:r>
+              <w:t xml:space="preserve">M3 only</w:t>
+            </w:r>
+          </w:p>
+        </w:tc>
+      </w:tr>
+      <w:tr>
+        <w:tc>
+          <w:tcPr/>
+          <w:p>
+            <w:pPr>
+              <w:pStyle w:val="Compact"/>
+            </w:pPr>
+            <w:r>
+              <w:t xml:space="preserve">doy_cos</w:t>
+            </w:r>
+          </w:p>
+        </w:tc>
+        <w:tc>
+          <w:tcPr/>
+          <w:p>
+            <w:pPr>
+              <w:pStyle w:val="Compact"/>
+            </w:pPr>
+            <w:r>
+              <w:t xml:space="preserve">Continuous seasonal cosine harmonic</w:t>
+            </w:r>
+          </w:p>
+        </w:tc>
+        <w:tc>
+          <w:tcPr/>
+          <w:p>
+            <w:pPr>
+              <w:pStyle w:val="Compact"/>
+            </w:pPr>
+            <w:r>
+              <w:t xml:space="preserve">Derived</w:t>
+            </w:r>
+          </w:p>
+        </w:tc>
+        <w:tc>
+          <w:tcPr/>
+          <w:p>
+            <w:pPr>
+              <w:pStyle w:val="Compact"/>
+            </w:pPr>
+            <w:r>
+              <w:t xml:space="preserve">M3 only</w:t>
+            </w:r>
+          </w:p>
+        </w:tc>
+      </w:tr>
+      <w:tr>
+        <w:tc>
+          <w:tcPr/>
+          <w:p>
+            <w:pPr>
+              <w:pStyle w:val="Compact"/>
+            </w:pPr>
+            <w:r>
+              <w:t xml:space="preserve">presion_quema_pastura</w:t>
+            </w:r>
+          </w:p>
+        </w:tc>
+        <w:tc>
+          <w:tcPr/>
+          <w:p>
+            <w:pPr>
+              <w:pStyle w:val="Compact"/>
+            </w:pPr>
+            <w:r>
+              <w:t xml:space="preserve">Pasture burning pressure (pasture × VPD × month weight)</w:t>
+            </w:r>
+          </w:p>
+        </w:tc>
+        <w:tc>
+          <w:tcPr/>
+          <w:p>
+            <w:pPr>
+              <w:pStyle w:val="Compact"/>
+            </w:pPr>
+            <w:r>
+              <w:t xml:space="preserve">Human–climate interaction</w:t>
+            </w:r>
+          </w:p>
+        </w:tc>
+        <w:tc>
+          <w:tcPr/>
+          <w:p>
+            <w:pPr>
+              <w:pStyle w:val="Compact"/>
+            </w:pPr>
+            <w:r>
+              <w:t xml:space="preserve">M3 only</w:t>
+            </w:r>
+          </w:p>
+        </w:tc>
+      </w:tr>
+      <w:tr>
+        <w:tc>
+          <w:tcPr/>
+          <w:p>
+            <w:pPr>
+              <w:pStyle w:val="Compact"/>
+            </w:pPr>
+            <w:r>
+              <w:t xml:space="preserve">focalizacion_antropica_local</w:t>
+            </w:r>
+          </w:p>
+        </w:tc>
+        <w:tc>
+          <w:tcPr/>
+          <w:p>
+            <w:pPr>
+              <w:pStyle w:val="Compact"/>
+            </w:pPr>
+            <w:r>
+              <w:t xml:space="preserve">Local-to-macro concentration ratio (5 km / 25 km)</w:t>
+            </w:r>
+          </w:p>
+        </w:tc>
+        <w:tc>
+          <w:tcPr/>
+          <w:p>
+            <w:pPr>
+              <w:pStyle w:val="Compact"/>
+            </w:pPr>
+            <w:r>
+              <w:t xml:space="preserve">Multiscale ratio</w:t>
+            </w:r>
+          </w:p>
+        </w:tc>
+        <w:tc>
+          <w:tcPr/>
+          <w:p>
+            <w:pPr>
+              <w:pStyle w:val="Compact"/>
+            </w:pPr>
+            <w:r>
+              <w:t xml:space="preserve">M3 only</w:t>
+            </w:r>
+          </w:p>
+        </w:tc>
+      </w:tr>
+      <w:tr>
+        <w:tc>
+          <w:tcPr/>
+          <w:p>
+            <w:pPr>
+              <w:pStyle w:val="Compact"/>
+            </w:pPr>
+            <w:r>
+              <w:t xml:space="preserve">interaccion_acceso_vpd</w:t>
+            </w:r>
+          </w:p>
+        </w:tc>
+        <w:tc>
+          <w:tcPr/>
+          <w:p>
+            <w:pPr>
+              <w:pStyle w:val="Compact"/>
+            </w:pPr>
+            <w:r>
+              <w:t xml:space="preserve">Accessibility–desiccation synergy (exp(−d_hist/5) × VPD)</w:t>
+            </w:r>
+          </w:p>
+        </w:tc>
+        <w:tc>
+          <w:tcPr/>
+          <w:p>
+            <w:pPr>
+              <w:pStyle w:val="Compact"/>
+            </w:pPr>
+            <w:r>
+              <w:t xml:space="preserve">Human–climate interaction</w:t>
+            </w:r>
+          </w:p>
+        </w:tc>
+        <w:tc>
+          <w:tcPr/>
+          <w:p>
+            <w:pPr>
+              <w:pStyle w:val="Compact"/>
+            </w:pPr>
+            <w:r>
+              <w:t xml:space="preserve">M3 only</w:t>
+            </w:r>
+          </w:p>
+        </w:tc>
+      </w:tr>
+      <w:tr>
+        <w:tc>
+          <w:tcPr/>
+          <w:p>
+            <w:pPr>
+              <w:pStyle w:val="Compact"/>
+            </w:pPr>
+            <w:r>
               <w:t xml:space="preserve">es_combustible</w:t>
             </w:r>
           </w:p>
@@ -4105,7 +4657,7 @@
               <w:pStyle w:val="Compact"/>
             </w:pPr>
             <w:r>
-              <w:t xml:space="preserve">MapBiomas C2 2023</w:t>
+              <w:t xml:space="preserve">MapBiomas C2 annual (Y-1)</w:t>
             </w:r>
           </w:p>
         </w:tc>

--- a/material_suplementario_es.docx
+++ b/material_suplementario_es.docx
@@ -176,7 +176,7 @@
         </w:r>
       </w:hyperlink>
       <w:r>
-        <w:t xml:space="preserve">; v2.0.0).</w:t>
+        <w:t xml:space="preserve">; release v2.0.0 de GitHub).</w:t>
       </w:r>
       <w:r>
         <w:br/>
@@ -192,7 +192,7 @@
         <w:t xml:space="preserve"> </w:t>
       </w:r>
       <w:r>
-        <w:t xml:space="preserve">los datos procesados y las predicciones de test se archivan en Zenodo bajo CC BY 4.0 (DOI conceptual</w:t>
+        <w:t xml:space="preserve">los datos procesados y las predicciones de test están disponibles en el release v2.0.0 de GitHub bajo CC BY 4.0 y se indexan bajo el DOI conceptual de datos</w:t>
       </w:r>
       <w:r>
         <w:t xml:space="preserve"> </w:t>
@@ -206,7 +206,7 @@
         </w:r>
       </w:hyperlink>
       <w:r>
-        <w:t xml:space="preserve">; v2.0.0).</w:t>
+        <w:t xml:space="preserve">.</w:t>
       </w:r>
     </w:p>
     <w:bookmarkStart w:id="12" w:name="contenido-del-material-suplementario"/>
@@ -32627,7 +32627,7 @@
         <w:pStyle w:val="FirstParagraph"/>
       </w:pPr>
       <w:r>
-        <w:t xml:space="preserve">Los datos procesados, las predicciones de test, los modelos entrenados y las tablas derivadas se archivan en Zenodo bajo CC BY 4.0 (DOI conceptual):</w:t>
+        <w:t xml:space="preserve">Los datos procesados, las predicciones de test, los modelos entrenados y las tablas derivadas están disponibles en el release v2.0.0 de GitHub bajo CC BY 4.0 y se indexan bajo el DOI conceptual de datos</w:t>
       </w:r>
       <w:r>
         <w:t xml:space="preserve"> </w:t>
@@ -32641,7 +32641,7 @@
         </w:r>
       </w:hyperlink>
       <w:r>
-        <w:t xml:space="preserve">. Los datos crudos de NASA FIRMS, ERA5-Land/CDS, MapBiomas y geoBoundaries se obtienen de sus proveedores originales bajo sus propios términos y están documentados con hashes SHA-256 en</w:t>
+        <w:t xml:space="preserve">. Los datos crudos de NASA FIRMS, ERA5-Land/CDS, MapBiomas, Hansen GFC y geoBoundaries se obtienen de sus proveedores originales bajo sus propios términos y están documentados con hashes SHA-256 en</w:t>
       </w:r>
       <w:r>
         <w:t xml:space="preserve"> </w:t>
@@ -32845,7 +32845,7 @@
           <w:b/>
           <w:bCs/>
         </w:rPr>
-        <w:t xml:space="preserve">DOI conceptual del código (v2.0.0):</w:t>
+        <w:t xml:space="preserve">DOI conceptual del código:</w:t>
       </w:r>
       <w:r>
         <w:t xml:space="preserve"> </w:t>
